--- a/example_articles/states/Colorado/2.states_Colorado_New_York_Times.docx
+++ b/example_articles/states/Colorado/2.states_Colorado_New_York_Times.docx
@@ -29,17 +29,17 @@
     </w:p>
     <w:p>
       <w:r>
-        <w:t>Source File: NYT/54.DOCX</w:t>
+        <w:t>Source file: NYT/54.DOCX</w:t>
       </w:r>
     </w:p>
     <w:p>
       <w:r>
-        <w:t>Raw locations result: ['Colorado']</w:t>
+        <w:t>Raw locations result, 'locations': ['Colorado']</w:t>
       </w:r>
     </w:p>
     <w:p>
       <w:r>
-        <w:t>states_stand_flat (Standardized): Colorado</w:t>
+        <w:t>Standardized locations result, 'states_stand_flat': Colorado</w:t>
       </w:r>
     </w:p>
     <w:p>

--- a/example_articles/states/Colorado/2.states_Colorado_New_York_Times.docx
+++ b/example_articles/states/Colorado/2.states_Colorado_New_York_Times.docx
@@ -7,9 +7,7 @@
         <w:pStyle w:val="Heading1"/>
       </w:pPr>
       <w:r>
-        <w:t>MS. MOFFETT'S FIRST YEAR/Learning to Teach;</w:t>
-        <w:br/>
-        <w:t>A Novice's Hard Lesson: Bringing Order to a Class</w:t>
+        <w:t>In Denver, Nostalgia in a New $50 Million Enclave</w:t>
       </w:r>
     </w:p>
     <w:p>
@@ -19,17 +17,17 @@
     </w:p>
     <w:p>
       <w:r>
-        <w:t>Date: 2000-09-28</w:t>
+        <w:t>Date: 1999-11-21</w:t>
       </w:r>
     </w:p>
     <w:p>
       <w:r>
-        <w:t>Section: Section A;; Section A; Page 1; Column 1; Metropolitan Desk; Column 1;; Special Report</w:t>
+        <w:t>Section: Section 11;; Section 11; Page 7; Column 1; Real Estate Desk; Column 1;</w:t>
       </w:r>
     </w:p>
     <w:p>
       <w:r>
-        <w:t>Source file: NYT/54.DOCX</w:t>
+        <w:t>Source file: NYT/47.DOCX</w:t>
       </w:r>
     </w:p>
     <w:p>
@@ -51,123 +49,55 @@
     </w:p>
     <w:p>
       <w:r>
-        <w:t>On her fourth day as a teacher, Donna Moffett would not -- could not -- stop smiling.</w:t>
+        <w:t>FOR more than a century, the Elitch Gardens Amusement Park here was a place where families gathered for summer entertainment, picnics or just a stroll. Now, as houses replace roller coasters on the old site, the developers' hope is that those traditions will continue.</w:t>
         <w:br/>
-        <w:t>Never mind that only 8 of her 21 first graders had shown up on time to follow her, ducklinglike, from the schoolyard to her muggy second-floor classroom at Public School 92 in Brooklyn. Or that one little boy, with rumpled curls and a sullen gaze, rolled his eyes and disparaged her every move.</w:t>
+        <w:t>"There is a great phrase that the best cities have one foot in nostalgia, and one foot in prophecy," said Jonathan F. P. Rose, a developer based in Katonah, N.Y., who has joined a Denver developer and restaurateur, Chuck Perry, to form the Perry/Affordable Housing Development Corporation. "Some part of them reaches back to their past and the other to their future, and we really tried to do that here."</w:t>
         <w:br/>
-        <w:t>Ms. Moffett, 45, peppy and crisp in a navy dress, forced herself to keep smiling, even when the 6-year-olds booed her choice of a second story to read out loud. Even when, as the children lined up for lunch, one of the more impulsive students dropped to the ground, attached herself to Ms. Moffett's ankles and shrieked.</w:t>
+        <w:t>Mr. Perry and Mr. Rose bought the old amusement park site last year, four years after it had closed, and are building a $50 million mixed-use project there called Highlands' Garden Village. It is scheduled for completion in 2002.</w:t>
         <w:br/>
-        <w:t>"We will be polite, show respect and use our inside voices," she said, reciting her newly minted class rules. "We will work hard and come to class prepared."</w:t>
+        <w:t>The property, about three miles northwest of downtown Denver, is the first of three large mixed-use developments to go into construction here. The others are to be at the former Stapleton Airport and the old Lowry Air Force base.</w:t>
         <w:br/>
-        <w:t>Ms. Moffett, who entered teaching on Sept. 7 with hardly any preparation at all, has a bumpy ride ahead. In July, she abandoned her comfortable longtime job as a legal secretary near Wall Street to be one of 320 "teaching fellows" -- people with little or no teaching experience, hired by Schools Chancellor Harold O. Levy to fill chronic vacancies in New York City's most troubled public schools. In August, the fellows took a crash course in teaching and eight hours of certification exams.</w:t>
+        <w:t>So far, three homes are occupied and two dozen are under construction at Highlands' Garden Village. Later, stores and offices are to be built within walking distance of the homes. In the center of the site are two remnants of the amusement park's glory days -- the historic theater and the carousel house, which are to be restored. To date, 25 of the 31 detached houses in the first phase have been sold, with prices ranging from $200,000 to more than $300,000. The architect is Wolff-Lyon of nearby Boulder.</w:t>
         <w:br/>
-        <w:t>In these first weeks of school, Ms. Moffett is learning that teaching is only part of her job description -- for now, an achingly small part. She is already grappling with tardiness and discipline problems, often spending far more time on "classroom management," as veteran teachers call it, than lessons. She is constantly imagining her students' lives outside the classroom and the myriad factors that may affect their academic performance, their energy levels, their moods. After school, sitting alone at her desk, she searches for clues in the snapshots she took of them and their parents on the first day.</w:t>
+        <w:t>Following a master plan created by Calthorpe Associates of Berkeley, Calif., Highlands' Garden Village is designed to make the new homes and buildings blend in with the older, existing neighborhood around the site of the old amusement park, where family-owned shops and restaurants are within walking distance of the homes -- an element that Mr. Rose and Mr. Perry are now trying to emulate.</w:t>
         <w:br/>
-        <w:t>Turning to teaching was a bold move for Ms. Moffett, a sensitive and meticulous woman who has spent most of her adult life performing administrative tasks in orderly offices. She is used to a 9-to-5 schedule, a comfortable salary and a quiet, childless existence. More than a little perfectionist, she is used to fast and predictable results. So why take this frightening leap?</w:t>
+        <w:t>Most of the development's 51 houses will face existing homes outside the perimeter of the site. Like them, they will have a traditional look, with front porches and garages in the rear, reached from alleys between the houses. Some will have attached carriage houses with separate entrances above the garage, which may be used as rental apartments.</w:t>
         <w:br/>
-        <w:t>"I was leading a pleasant life with very little risk," Ms. Moffett, a petite woman with curly brown hair, said last week. "This school and these children, they may take everything I have. But there's a really deep well in me, and it's time to draw on it."</w:t>
+        <w:t>In later phases of the project, there will be a three-story housing complex with 63 apartments for the elderly; an 8-building, 90-unit apartment complex; 37 row houses and 90,000 square feet of commercial space. There will also be large areas of open space for community gardens and parks, a day-care center and possibly 23 live/work areas that are expected to be for artists.</w:t>
         <w:br/>
-        <w:t>She said she agreed to let a reporter observe her during this uncomfortable first year because she believes so strongly in the importance of teaching, and in the potential of the teaching fellows program.</w:t>
+        <w:t>In addition, the plan calls for a 34-unit co-housing complex -- where families live in their own homes, but are clustered together and share maintenance chores, child-care and meal preparation. The co-housing units are to have one to four bedrooms, and be priced from $140,000 to $250,000.</w:t>
         <w:br/>
-        <w:t>Ms. Moffett was assigned to P.S. 92, a hulking brick building that takes up almost a block of Parkside Avenue in Flatbush, a working-class neighborhood increasingly populated by Caribbean immigrants. The state has been monitoring the school since 1989, long before Ms. Moffett's pupils were born, and has repeatedly threatened to close it. The school has been through five principals in five years. Although scores on city and state standardized reading tests rose sharply last year, nearly three-quarters of the students still read below grade level.</w:t>
+        <w:t>THE Elitch Gardens Amusement Park opened in 1890 on a broad hill that was considered remote from the bustling downtown at the time. It offered the public everything from botanical gardens to wild animals and thrill rides to big-name entertainers.</w:t>
         <w:br/>
-        <w:t>Ms. Moffett, who has the enthusiasm of a baton twirler and the diligence of a research scholar, used to read these statistics in newspapers and discuss them with civic-minded friends. Now she is discovering what the numbers mean, up close and in painful detail.</w:t>
+        <w:t>"When Elitch's left in 1994, it left a hole in the neighborhood," said Mr. Perry, whose home and restaurant are nearby. "There was a lot of uncertainty and concern about what would happen. This was not considered a 'hot' neighborhood then. It has always been primarily working-class."</w:t>
         <w:br/>
-        <w:t>She is under tremendous pressure not only to start her young charges reading and writing, but also to prepare them for the tests that they will face in later grades -- tests that make or break schools like P.S. 92. Yet Ms. Moffett has barely begun learning how to teach. The teaching fellows program is paying her tuition for weekly graduate classes at the City University of New York, which will eventually lead to a master's degree in education. But most of her lessons will come on the job, at a school that cannot afford to allow many more mistakes.</w:t>
+        <w:t>Part of the development process involved meeting with community groups and residents who had endured long summers listening to the shrieks of riders on the Twister, the roller coaster at the park.</w:t>
         <w:br/>
-        <w:t>"I certainly hope that all my students will be reading by the end of first grade," she said two days before school started.</w:t>
+        <w:t>"I think the developers kept the good elements -- the theater, the gardens, the parks -- and it's no loss at all losing the amusement park," said Mary Riffle, who has lived across the street for 30 years. The developers plan three acres of parks and gardens.</w:t>
         <w:br/>
-        <w:t>But first, as experienced teachers warn repeatedly, Ms. Moffett's students need to learn the classroom rules. She recited them constantly during the first week of school, asking the children to chime in. In addition to working hard and being polite, they are expected to come to school by 8, to enter and leave the room quietly, to sit in their seats and listen carefully, and to raise their hands when they want to speak.</w:t>
+        <w:t>The centerpiece of the project is actually a leftover from the park -- the historic octagonal two-story theater that was not only America's longest surviving summer stock showcase, but also where the first movies were shown in Denver and where stars such as Grace Kelly and Sarah Bernhardt appeared.</w:t>
         <w:br/>
-        <w:t>Ms. Moffett promised her students a party at the end of the first week if they behaved nicely. Whenever the whole class followed a rule, she wrote another letter from the word "party" on the board.</w:t>
+        <w:t>Currently, Perry/AHDC is trying to find a nonprofit organization that will renovate and run the theater with cultural events such as films, music festivals or plays.</w:t>
         <w:br/>
-        <w:t>But on Day 4, plenty of rules were still being broken. Students lingered at the pencil sharpener and fooled around as Ms. Moffett took attendance. Some straggled in as late as 8:40. As Ms. Moffett, still smiling, went over the months of the year, Daysha, a restless, bright-eyed girl, raced to the front of the room and grabbed the chalk, ignoring Ms. Moffett's command to sit down.</w:t>
+        <w:t>"There is such a love and almost mysticism attached to this theater," Mr. Rose said. "What could we replace it with that could be any better? A shopping center? There's nothing we could do that would be better than this. These buildings come with such a heritage of goodwill that we can build upon."</w:t>
         <w:br/>
-        <w:t>As the teacher dealt with the disruption, her aide, Ruth Baptiste, asked Larry, the sullen boy, what month came after May.</w:t>
+        <w:t>Another remnant from the old park that has been incorporated into the design is the old carousel house, which will now serve as a gazebo near the restored "diagonal park" and the day care center. The carousel itself -- along with most of the rides from Elitch's -- was moved in 1995 when the owners relocated closer to downtown Denver in the Platte River Valley.</w:t>
         <w:br/>
-        <w:t>"Do you want to guess?" Ms. Baptiste asked.</w:t>
+        <w:t>And there are other, less obvious, vestiges of days gone by. Elitch's was known as much for its gardens as for the Tilt-a-Whirl. Mr. Rose proudly points out that the honeylocust trees next to one of the completed houses had been moved within the park. Tulip bulbs were saved and will be replanted throughout the development in gardens and along walkways.</w:t>
         <w:br/>
-        <w:t>"No!" Larry replied.</w:t>
+        <w:t>Although the novelty of the site's history makes it intriguing, it is actually the smallest of similar projects being developed in east Denver. One is at the former Stapleton Airport site on 4,700 acres, which is expected to have a mix of 12,000 residences and 17 million square feet of office and retail space. The other is at the old Lowry Air Force base on 1,866 acres, which is expected to have 4,000 homes and apartments and 2 million square feet of office and retail space.</w:t>
         <w:br/>
-        <w:t>"Why?" the aide persisted as horns honked incessantly outside.</w:t>
+        <w:t>All three of the developments hope to include schools and grocery stores, and there is a plan for a church at the former Stapleton Airport.</w:t>
         <w:br/>
-        <w:t>"Because it's stupid," the boy grumbled, pounding his fist on his desk.</w:t>
+        <w:t>Mr. Rose considers these projects the recycling of previously developed land. "We're not reducing the supply of farmland, we're not destroying a forest, we're working where there's existing land," he said. "We're also working on existing infrastructure. A huge amount of environmental impact comes from the creation of new roads and new water and sewer systems."</w:t>
         <w:br/>
-        <w:t>To avoid overcrowding in the cafeteria, first graders at P.S. 92 go to lunch at 10:15. But on Day 4, Ms. Moffett held the girls back because they would not line up quietly. After three attempts, they still did not have it right. At 10:20, Daysha was scribbling on the board again. Ms. Moffett asked if she wanted to be the teacher instead of going to lunch, and Daysha screamed. Ms. Moffett tried another tactic: writing "scream" on the board. The girl started crawling around the floor.</w:t>
+        <w:t>Mr. Rose is a son of the late Frederick P. Rose, who was chairman of Rose Associates, a major owner-developer of housing in New York City. He left the family business in 1989 and now divides his time between his home office in Katonah and the Rocky Mountain region.</w:t>
         <w:br/>
-        <w:t>At 10:25, Brenda Robertson, an assistant principal, appeared in the doorway, raised her eyebrows at Ms. Moffett and silently led Daysha out.</w:t>
+        <w:t>"At the time I started my business here, which is affordable housing, it was very difficult to do development work on the East Coast because of the recession," he said. "I had done some work in Santa Fe, and I love the Rocky Mountains, physically, the environment, the taste of the air."</w:t>
         <w:br/>
-        <w:t>"I think you're finding out that I'm a strict teacher," Ms. Moffett said to the remaining students.</w:t>
+        <w:t>Mr. Rose and Mr. Perry did their first project together in 1993, when they redeveloped the Denver Dry Goods building in the 16th Street Mall downtown.</w:t>
         <w:br/>
-        <w:t>Her smile was growing tight.</w:t>
-        <w:br/>
-        <w:t>When Donna Moffett graduated from Christopher Columbus High School in the Bronx in 1972, her yearbook predicted she would become a teacher. But family turmoil prompted her to drop out of Lehman College during her sophomore year and leave home. She moved to Boston, working as a secretary at Harvard, and then to Chicago, where she helped run a feminist bookstore and worked for a lawyer who had written domestic violence legislation for Illinois.</w:t>
-        <w:br/>
-        <w:t>Ms. Moffett did not return to New York until 1989. Still lacking a college degree, she joined Flemming, Zulack &amp; Williamson, a corporate law firm near Wall Street, where she was a legal secretary for a senior partner. She attended night classes at Baruch College, and in 1998 she received a bachelor's degree in literature.</w:t>
-        <w:br/>
-        <w:t>Although she liked her job, Ms. Moffett said, she increasingly felt as if she was not "the kind of person I wanted to be, character-wise." Her literature classes made her think a lot about teaching, and last fall she took a graduate education course at Hunter College. When a friend told her about the teaching fellows program in July, she immediately sent for an application.</w:t>
-        <w:br/>
-        <w:t>"There just seemed so much about it that seemed custom-tailored for me and my circumstances," she said. "I basically thought if I didn't make a move and make a sacrifice, then I would have to question my own authenticity."</w:t>
-        <w:br/>
-        <w:t>Ms. Moffett, who is so organized that she takes notes while being interviewed, did some homework before showing up for her August training. She learned everything she could about the city's low-performing schools, and the complex workings of the Board of Education. When a group of teaching fellows visited P.S. 92 to observe summer school, Ms. Moffett sized up the principal, Diana Rahmaan, as smart and inspiring and asked her for a job.</w:t>
-        <w:br/>
-        <w:t>Ms. Rahmaan arrived last year, just as P.S. 92 was running out of time to improve; state education officials will decide in November whether to close the school permanently in June. In the latest effort to turn around P.S. 92 and the 40 other schools in the so-called chancellor's district of failing schools, the city has required an extra 40 minutes of instruction a day, small class sizes and strict reading and mathematics curriculums.</w:t>
-        <w:br/>
-        <w:t>Ms. Rahmaan has also tried to make the school, built in 1905, look nicer. Last week new desks and chairs arrived, replacing furniture that had been there for decades. Ms. Moffett's classroom is brightly and copiously decorated with everything from cutout stars to Beatrix Potter posters.</w:t>
-        <w:br/>
-        <w:t>Still, it is a far cry from her well-appointed quarters at Flemming, Zulack, where she looked out on the Statue of Liberty. She has no computer and can make calls only from an overused pay phone outside the school auditorium. Instead of ordering her favorite brown rice with sauteed vegetables for lunch, she dashes out to the neighborhood's lone pizzeria or skips the meal altogether.</w:t>
-        <w:br/>
-        <w:t>Not that she could afford fancy lunches. She will earn just under $37,000 this year, compared with her previous salary of $60,000. That not only means fewer dinners out, shopping trips and Broadway plays, but in all likelihood exchanging her apartment in Chelsea for more modest quarters in Brooklyn. ("Do you know anything about the Ditmas area?" she asked recently.)</w:t>
-        <w:br/>
-        <w:t>"I've been talking to my students about rewards and consequences, and the same is true for me," Ms. Moffett said after receiving her first paycheck last week: $686 after taxes for two weeks of work. "One consequence for me is living with a lot less."</w:t>
-        <w:br/>
-        <w:t>Her life is also changing in smaller ways. She always gets a seat on the subway, for example, because she is commuting deep into Brooklyn while most riders head the opposite way. She spends most of her waking hours in a neighborhood she never set foot in before. Her school shares a block with a Jehovah's Witnesses hall and low brick apartment buildings, some graffiti-stained. The surrounding streets brim with salons, bodegas and Caribbean restaurants. Kings County Hospital Center, a few blocks away, employs many neighborhood residents. But there are high rates of teenage pregnancy and H.I.V. infection, and many single-parent homes.</w:t>
-        <w:br/>
-        <w:t>Ms. Moffett rises by 5 a.m. these days and often works on lesson plans past midnight. Instead of staying at work as late as she wants, she is kicked out of P.S. 92 by 5 p.m. for security reasons.</w:t>
-        <w:br/>
-        <w:t>And ever since school started, Ms. Moffett said, she has looked at the world with "first-grade eyes," combing the landscape for things that would appeal to her students. She has decorated her classroom with some of her finds, including an animal cracker container shaped like a bear and a Winnie the Pooh photo album, and magnifying glasses and plastic insects for the science corner.</w:t>
-        <w:br/>
-        <w:t>The students especially love the "library," a corner of the room where they sit on rubber place mats that Ms. Moffett brought in and listen to a story before lunch. On Day 4, it was "Jamberry" by Bruce Degen, about a bear in search of berries. Every last child was rapt as Ms. Moffett read lines like "Berryband, merryband, jamming in berryland." As she read the last page, about the author's childhood memories of picking berries in the woods behind his home, the students grew silent, as if trying to imagine such a pastime in Flatbush.</w:t>
-        <w:br/>
-        <w:t>Afterward, as the other students swarmed the cookie jar, a quiet girl named Paula read the book to herself, pronouncing each word perfectly. Ms. Moffett has not yet determined how many others can read, but she clearly has a long way to go toward her goal of every student reading by June.</w:t>
-        <w:br/>
-        <w:t>"I wonder how a teacher, no matter how committed, strong, bright, creative, can do this alone," she said in a late-night phone conversation later that week. "I feel as though I should not sleep."</w:t>
-        <w:br/>
-        <w:t>Unlike many first-year teachers in New York City, Ms. Moffett and the other teaching fellows are not going it alone. She cannot stop praising the support she is receiving from colleagues, including a teacher with 15 years of experience who is Ms. Moffett's official mentor. Some co-workers invite her to observe their classes, while others share lesson plans and tips on discipline.</w:t>
-        <w:br/>
-        <w:t>She has found a confidant in James Raffel, a teaching fellow for social studies at P.S. 92. After school, the two huddle in Ms. Moffett's classroom to go over the day's events and buck each other up.</w:t>
-        <w:br/>
-        <w:t>By the second week of school, Ms. Moffett's techniques had evolved. She spoke more loudly and succinctly. When necessary she scowled. At lunch time, she did not insist on complete silence as the students lined up. Her strategy the previous week -- holding the students back when just one misbehaved -- was "a big mistake," she said.</w:t>
-        <w:br/>
-        <w:t>"It's important to establish routines and reward good behavior," she said. "But I'm not allowed to keep these children from their lunch. Everything here is on a schedule, and you have to abide by that."</w:t>
-        <w:br/>
-        <w:t>At the urging of her supervisors, Ms. Moffett also scrapped her party plan. One week of good behavior did not merit such a celebration, they said, especially so early in the year.</w:t>
-        <w:br/>
-        <w:t>Ms. Moffett is learning teaching techniques through trial and error, too. For the math lesson that day, she gave the children colored pieces of plastic and instructed them to determine which was longest. But they were so fascinated with the "manipulatives," as the colored blocks are called, that they lost interest in the lesson.</w:t>
-        <w:br/>
-        <w:t>"Maybe we have to do math differently next time," she told them, thinking out loud. "Maybe we have to do math without these wonderful manipulatives that everyone loves so much." Sure enough, an experienced teacher who observed the lesson said the manipulatives should go, at least until she had better control of the class.</w:t>
-        <w:br/>
-        <w:t>The story that morning was a touchy-feely number called "A Rainbow of Friends," by P. K. Hallinan. The book is part of the school's strictly prescribed literacy curriculum.</w:t>
-        <w:br/>
-        <w:t>Most of Ms. Moffett's students moved enthusiastically from their desks to the reading corner, although Larry, still glum, dragged his heels. "I hate this," he said.</w:t>
-        <w:br/>
-        <w:t>"I'm sorry you hate it," Ms. Moffett replied calmly, "but you still need to do it."</w:t>
-        <w:br/>
-        <w:t>The class discussed unfamiliar words from the book. "Repeat after me," Ms. Moffett said. "Bonding means becoming good friends. Harmony means friendly agreement."</w:t>
-        <w:br/>
-        <w:t>But the students seemed more interested in the drawings. They jumped up to point out a rainbow. Paula surreptitiously grabbed another book, about a dog in a bathtub, and started mouthing the words.</w:t>
-        <w:br/>
-        <w:t>At one point, Ms. Moffett chided a student for sucking her thumb. The others turned to stare, and many gleefully started imitating their classmate. With Ms. Baptiste's help, Ms. Moffett shushed them and continued reading. A line about how "everyone can be given a share of our heart" prompted Larry to cover his eyes and shake his head. "Don't say that," he groaned, inexplicably upset by the story.</w:t>
-        <w:br/>
-        <w:t>Ms. Moffett paused to ask the students what their interests were.</w:t>
-        <w:br/>
-        <w:t>"Sleeping," Larry muttered. "Sharing," Paula said. Daysha, irrepressible, leapt off her mat to hug the teacher. When Jaada, the thumb sucker, announced that she liked to eat mosquitoes, Ms. Moffett made a face and the whole class erupted in titters. Whether or not they knew the word, bonding was taking place.</w:t>
-        <w:br/>
-        <w:t xml:space="preserve"> </w:t>
-        <w:br/>
-        <w:t>Ms. Moffett's First Year</w:t>
-        <w:br/>
-        <w:t>Faced with a serious shortage of teachers, New York City has been recruiting people from other careers and, after just a short "boot camp," assigning them to some of the most troubled schools. This article is the first of a series that will follow one novice teacher.</w:t>
+        <w:t>The once-crumbling 104-year-old former department store now has 51 loft residences mixed with office space and a large retail space on the ground floor. The Denver Urban Renewal Authority extended partial financing both to that project and to Highlands' Garden Village.</w:t>
         <w:br/>
         <w:br/>
         <w:t>http://www.nytimes.com</w:t>
@@ -178,7 +108,11 @@
         <w:br/>
         <w:t xml:space="preserve"> </w:t>
         <w:br/>
-        <w:t>Photos: Donna Moffett, 45, gave up her comfortable job as a legal secretary to teach at a troubled school in Brooklyn. (Ozier Muhammad/The New York Times)(pg. A1); Donna Moffett is learning she must spend far more time on "classroom management," as veteran teachers call it, than on lessons. Below, Ms. Moffett meets with James Raffel, who is teaching social studies. After school, the two teaching fellows often go over the day's events. (Photographs by Ozier Muhammad/The New York Times)(pg. B7)</w:t>
+        <w:t>Photos: At left, Jonathan F. P. Rose, left, and Chuck Perry, developers of Highlands' Garden Village.; Old Elitch Gardens carousel house, behind construction worker with shovel, will serve as an open gazebo. (Photographs by Kevin Moloney for The New York Times)</w:t>
+        <w:br/>
+        <w:t xml:space="preserve"> </w:t>
+        <w:br/>
+        <w:t>Map of Colorado, highlighting Denver and surrounding area.</w:t>
       </w:r>
     </w:p>
     <w:sectPr>

--- a/example_articles/states/Colorado/2.states_Colorado_New_York_Times.docx
+++ b/example_articles/states/Colorado/2.states_Colorado_New_York_Times.docx
@@ -7,7 +7,7 @@
         <w:pStyle w:val="Heading1"/>
       </w:pPr>
       <w:r>
-        <w:t>In Denver, Nostalgia in a New $50 Million Enclave</w:t>
+        <w:t>In This Contest, Helping Hands, Not Hurtful Words; Television Review | 'The Sing-Off'</w:t>
       </w:r>
     </w:p>
     <w:p>
@@ -17,17 +17,17 @@
     </w:p>
     <w:p>
       <w:r>
-        <w:t>Date: 1999-11-21</w:t>
+        <w:t>Date: 2009-12-15</w:t>
       </w:r>
     </w:p>
     <w:p>
       <w:r>
-        <w:t>Section: Section 11;; Section 11; Page 7; Column 1; Real Estate Desk; Column 1;</w:t>
+        <w:t>Section: ARTS; television</w:t>
       </w:r>
     </w:p>
     <w:p>
       <w:r>
-        <w:t>Source file: NYT/47.DOCX</w:t>
+        <w:t>Source file: NYT/29.DOCX</w:t>
       </w:r>
     </w:p>
     <w:p>
@@ -49,70 +49,35 @@
     </w:p>
     <w:p>
       <w:r>
-        <w:t>FOR more than a century, the Elitch Gardens Amusement Park here was a place where families gathered for summer entertainment, picnics or just a stroll. Now, as houses replace roller coasters on the old site, the developers' hope is that those traditions will continue.</w:t>
+        <w:t>"Where's the mean judge?" a smart-aleck in a reviewer's household said on Monday during the familial viewing of the opening segment of "The Sing-Off," a four-night reality competition on NBC featuring a cappella groups.</w:t>
         <w:br/>
-        <w:t>"There is a great phrase that the best cities have one foot in nostalgia, and one foot in prophecy," said Jonathan F. P. Rose, a developer based in Katonah, N.Y., who has joined a Denver developer and restaurateur, Chuck Perry, to form the Perry/Affordable Housing Development Corporation. "Some part of them reaches back to their past and the other to their future, and we really tried to do that here."</w:t>
+        <w:t>"There is no rule saying there has to be a mean judge," replied the reviewer, who has little patience with the cult of unprovoked nastiness that has taken hold in television. "There is nothing in F.C.C.  regulations about a mean judge. There is nothing in the Constitution about a mean judge. There is nothing in the United Nations charter about a mean judge."</w:t>
         <w:br/>
-        <w:t>Mr. Perry and Mr. Rose bought the old amusement park site last year, four years after it had closed, and are building a $50 million mixed-use project there called Highlands' Garden Village. It is scheduled for completion in 2002.</w:t>
+        <w:t>"Oh,"  the malcontent said. "O.K." Pause. "But where's the mean judge?"</w:t>
         <w:br/>
-        <w:t>The property, about three miles northwest of downtown Denver, is the first of three large mixed-use developments to go into construction here. The others are to be at the former Stapleton Airport and the old Lowry Air Force base.</w:t>
+        <w:t>There is no mean judge on the panel of three that is passing judgment on the eight groups in the competition, or at least no such Simon Cowell imitator emerged in the opening installment. Instead there are two very smart judges, Ben Folds and Shawn Stockman, whose comments are full of insights about this type of music. (There is also one window-dressing judge, Nicole Scherzinger of Pussycat Dolls, but escaping all the clichés was probably too much to ask.)</w:t>
         <w:br/>
-        <w:t>So far, three homes are occupied and two dozen are under construction at Highlands' Garden Village. Later, stores and offices are to be built within walking distance of the homes. In the center of the site are two remnants of the amusement park's glory days -- the historic theater and the carousel house, which are to be restored. To date, 25 of the 31 detached houses in the first phase have been sold, with prices ranging from $200,000 to more than $300,000. The architect is Wolff-Lyon of nearby Boulder.</w:t>
+        <w:t>Mr. Folds, best known as the frontman of Ben Folds Five, and Mr. Stockman, a member of the tight-harmony group Boyz II Men, are giving the type of feedback that not only lets the performers know specifically what did and didn't work, but also helps an audience that may not be all that familiar with a cappella music. Mr. Folds to Voices of Lee, a 10-member group from Lee University in Tennessee: thin out the arrangement so your lead's voice doesn't get lost. Mr. Stockman to Noteworthy,  nine women from Brigham Young University: all-female groups need to constantly guard against tinniness because they have no true bass.</w:t>
         <w:br/>
-        <w:t>Following a master plan created by Calthorpe Associates of Berkeley, Calif., Highlands' Garden Village is designed to make the new homes and buildings blend in with the older, existing neighborhood around the site of the old amusement park, where family-owned shops and restaurants are within walking distance of the homes -- an element that Mr. Rose and Mr. Perry are now trying to emulate.</w:t>
+        <w:t xml:space="preserve">The dignified judging is one of the best things about this show, whose third installment is on Wednesday night. Another is the variety among the groups, which were chosen from nationwide auditions that drew hundreds of entries. </w:t>
         <w:br/>
-        <w:t>Most of the development's 51 houses will face existing homes outside the perimeter of the site. Like them, they will have a traditional look, with front porches and garages in the rear, reached from alleys between the houses. Some will have attached carriage houses with separate entrances above the garage, which may be used as rental apartments.</w:t>
+        <w:t>Practically every college has an a cappella group, and four colleges were represented in the final eight, by either students or alumni. But the contestants also included Maxx Factor, a group of four middle-aged women from Maryland, and Face, working-class men from Colorado. (Face was eliminated on Monday.) And the musical styles were as varied as the groups.</w:t>
         <w:br/>
-        <w:t>In later phases of the project, there will be a three-story housing complex with 63 apartments for the elderly; an 8-building, 90-unit apartment complex; 37 row houses and 90,000 square feet of commercial space. There will also be large areas of open space for community gardens and parks, a day-care center and possibly 23 live/work areas that are expected to be for artists.</w:t>
+        <w:t>In the first show Nick Lachey, the host, had an irritating habit of repeating that a cappella music uses no instruments, only the voice. All right, Nick, we get it, plus, we can see the groups and the absence of instruments. Enough with the awestruck cheerleading; the music speaks for itself.</w:t>
         <w:br/>
-        <w:t>In addition, the plan calls for a 34-unit co-housing complex -- where families live in their own homes, but are clustered together and share maintenance chores, child-care and meal preparation. The co-housing units are to have one to four bedrooms, and be priced from $140,000 to $250,000.</w:t>
+        <w:t xml:space="preserve">The opening installment also left a nagging concern about how the subsequent shows - two hours each - are going to fill up the time as the field thins. Two groups were cut on Monday; by Wednesday's show, only five will remain. (Three go to the finale next Monday, competing for $100,000 and a recording contract, with viewer voting coming into play.) </w:t>
         <w:br/>
-        <w:t>THE Elitch Gardens Amusement Park opened in 1890 on a broad hill that was considered remote from the bustling downtown at the time. It offered the public everything from botanical gardens to wild animals and thrill rides to big-name entertainers.</w:t>
+        <w:t>Here's hoping that the additional time is filled with performances, not with more of the treacly back stories seen on Monday. Those tales of woe - economic hardship, sick family members - are fine in moderation, but the songs are the selling point.</w:t>
         <w:br/>
-        <w:t>"When Elitch's left in 1994, it left a hole in the neighborhood," said Mr. Perry, whose home and restaurant are nearby. "There was a lot of uncertainty and concern about what would happen. This was not considered a 'hot' neighborhood then. It has always been primarily working-class."</w:t>
+        <w:t>THE SING-OFF</w:t>
         <w:br/>
-        <w:t>Part of the development process involved meeting with community groups and residents who had endured long summers listening to the shrieks of riders on the Twister, the roller coaster at the park.</w:t>
+        <w:t>NBC, Wednesday night at 8, Eastern and Pacific times; 7, Central time.</w:t>
         <w:br/>
-        <w:t>"I think the developers kept the good elements -- the theater, the gardens, the parks -- and it's no loss at all losing the amusement park," said Mary Riffle, who has lived across the street for 30 years. The developers plan three acres of parks and gardens.</w:t>
+        <w:t>Produced by Tenth Planet Productions, Outlaw Entertainment and Sony Pictures Television. Joel Gallen, Deb Newmyer and Sam Weisman, executive producers. Josh Greenberg, co-executive producer.</w:t>
         <w:br/>
-        <w:t>The centerpiece of the project is actually a leftover from the park -- the historic octagonal two-story theater that was not only America's longest surviving summer stock showcase, but also where the first movies were shown in Denver and where stars such as Grace Kelly and Sarah Bernhardt appeared.</w:t>
+        <w:t xml:space="preserve">WITH: Nick Lachey (host), Ben Folds (judge), Shawn Stockman (judge) and Nicole Scherzinger (judge). </w:t>
         <w:br/>
-        <w:t>Currently, Perry/AHDC is trying to find a nonprofit organization that will renovate and run the theater with cultural events such as films, music festivals or plays.</w:t>
-        <w:br/>
-        <w:t>"There is such a love and almost mysticism attached to this theater," Mr. Rose said. "What could we replace it with that could be any better? A shopping center? There's nothing we could do that would be better than this. These buildings come with such a heritage of goodwill that we can build upon."</w:t>
-        <w:br/>
-        <w:t>Another remnant from the old park that has been incorporated into the design is the old carousel house, which will now serve as a gazebo near the restored "diagonal park" and the day care center. The carousel itself -- along with most of the rides from Elitch's -- was moved in 1995 when the owners relocated closer to downtown Denver in the Platte River Valley.</w:t>
-        <w:br/>
-        <w:t>And there are other, less obvious, vestiges of days gone by. Elitch's was known as much for its gardens as for the Tilt-a-Whirl. Mr. Rose proudly points out that the honeylocust trees next to one of the completed houses had been moved within the park. Tulip bulbs were saved and will be replanted throughout the development in gardens and along walkways.</w:t>
-        <w:br/>
-        <w:t>Although the novelty of the site's history makes it intriguing, it is actually the smallest of similar projects being developed in east Denver. One is at the former Stapleton Airport site on 4,700 acres, which is expected to have a mix of 12,000 residences and 17 million square feet of office and retail space. The other is at the old Lowry Air Force base on 1,866 acres, which is expected to have 4,000 homes and apartments and 2 million square feet of office and retail space.</w:t>
-        <w:br/>
-        <w:t>All three of the developments hope to include schools and grocery stores, and there is a plan for a church at the former Stapleton Airport.</w:t>
-        <w:br/>
-        <w:t>Mr. Rose considers these projects the recycling of previously developed land. "We're not reducing the supply of farmland, we're not destroying a forest, we're working where there's existing land," he said. "We're also working on existing infrastructure. A huge amount of environmental impact comes from the creation of new roads and new water and sewer systems."</w:t>
-        <w:br/>
-        <w:t>Mr. Rose is a son of the late Frederick P. Rose, who was chairman of Rose Associates, a major owner-developer of housing in New York City. He left the family business in 1989 and now divides his time between his home office in Katonah and the Rocky Mountain region.</w:t>
-        <w:br/>
-        <w:t>"At the time I started my business here, which is affordable housing, it was very difficult to do development work on the East Coast because of the recession," he said. "I had done some work in Santa Fe, and I love the Rocky Mountains, physically, the environment, the taste of the air."</w:t>
-        <w:br/>
-        <w:t>Mr. Rose and Mr. Perry did their first project together in 1993, when they redeveloped the Denver Dry Goods building in the 16th Street Mall downtown.</w:t>
-        <w:br/>
-        <w:t>The once-crumbling 104-year-old former department store now has 51 loft residences mixed with office space and a large retail space on the ground floor. The Denver Urban Renewal Authority extended partial financing both to that project and to Highlands' Garden Village.</w:t>
-        <w:br/>
-        <w:br/>
-        <w:t>http://www.nytimes.com</w:t>
-        <w:br/>
-        <w:br/>
-        <w:t>Graphic</w:t>
-        <w:br/>
-        <w:br/>
-        <w:t xml:space="preserve"> </w:t>
-        <w:br/>
-        <w:t>Photos: At left, Jonathan F. P. Rose, left, and Chuck Perry, developers of Highlands' Garden Village.; Old Elitch Gardens carousel house, behind construction worker with shovel, will serve as an open gazebo. (Photographs by Kevin Moloney for The New York Times)</w:t>
-        <w:br/>
-        <w:t xml:space="preserve"> </w:t>
-        <w:br/>
-        <w:t>Map of Colorado, highlighting Denver and surrounding area.</w:t>
+        <w:t>PHOTOS: The a cappella group Maxx Factor, one of eight in a four-night reality show contest. The third installment is on Wednesday night.; Ben Folds, left, and Shawn Stockman, two of the judges. (PHOTOGRAPHS BY CHRIS HASTON/NBC)</w:t>
       </w:r>
     </w:p>
     <w:sectPr>
